--- a/public/fun/forms/이력서_영상·모션디자이너_8_신입활동형.docx
+++ b/public/fun/forms/이력서_영상·모션디자이너_8_신입활동형.docx
@@ -377,21 +377,57 @@
             <w:tcW w:type="dxa" w:w="2070"/>
             <w:vAlign w:val="center"/>
           </w:tcPr>
-          <w:p/>
+          <w:p>
+            <w:pPr>
+              <w:spacing w:before="0" w:after="0"/>
+              <w:jc w:val="left"/>
+            </w:pPr>
+            <w:r>
+              <w:rPr>
+                <w:color w:val="A9B0B8"/>
+                <w:sz w:val="16"/>
+              </w:rPr>
+              <w:t>예) 2022.03 ~ 2024.02</w:t>
+            </w:r>
+          </w:p>
         </w:tc>
         <w:tc>
           <w:tcPr>
             <w:tcW w:type="dxa" w:w="4140"/>
             <w:vAlign w:val="center"/>
           </w:tcPr>
-          <w:p/>
+          <w:p>
+            <w:pPr>
+              <w:spacing w:before="0" w:after="0"/>
+              <w:jc w:val="left"/>
+            </w:pPr>
+            <w:r>
+              <w:rPr>
+                <w:color w:val="A9B0B8"/>
+                <w:sz w:val="16"/>
+              </w:rPr>
+              <w:t>○○대학교 (졸업)</w:t>
+            </w:r>
+          </w:p>
         </w:tc>
         <w:tc>
           <w:tcPr>
             <w:tcW w:type="dxa" w:w="4140"/>
             <w:vAlign w:val="center"/>
           </w:tcPr>
-          <w:p/>
+          <w:p>
+            <w:pPr>
+              <w:spacing w:before="0" w:after="0"/>
+              <w:jc w:val="left"/>
+            </w:pPr>
+            <w:r>
+              <w:rPr>
+                <w:color w:val="A9B0B8"/>
+                <w:sz w:val="16"/>
+              </w:rPr>
+              <w:t>배운 점 · 활동 내용</w:t>
+            </w:r>
+          </w:p>
         </w:tc>
       </w:tr>
       <w:tr>

--- a/public/fun/forms/이력서_영상·모션디자이너_8_신입활동형.docx
+++ b/public/fun/forms/이력서_영상·모션디자이너_8_신입활동형.docx
@@ -52,10 +52,10 @@
       </w:tblPr>
       <w:tblGrid>
         <w:gridCol w:w="1695"/>
-        <w:gridCol w:w="1200"/>
+        <w:gridCol w:w="1305"/>
         <w:gridCol w:w="3255"/>
-        <w:gridCol w:w="1200"/>
-        <w:gridCol w:w="3000"/>
+        <w:gridCol w:w="1305"/>
+        <w:gridCol w:w="2790"/>
       </w:tblGrid>
       <w:tr>
         <w:trPr>
@@ -86,7 +86,7 @@
         </w:tc>
         <w:tc>
           <w:tcPr>
-            <w:tcW w:type="dxa" w:w="1200"/>
+            <w:tcW w:type="dxa" w:w="1305"/>
             <w:shd w:val="clear" w:color="auto" w:fill="F3F4F4"/>
             <w:vAlign w:val="center"/>
           </w:tcPr>
@@ -114,7 +114,7 @@
         </w:tc>
         <w:tc>
           <w:tcPr>
-            <w:tcW w:type="dxa" w:w="1200"/>
+            <w:tcW w:type="dxa" w:w="1305"/>
             <w:shd w:val="clear" w:color="auto" w:fill="F3F4F4"/>
             <w:vAlign w:val="center"/>
           </w:tcPr>
@@ -135,7 +135,7 @@
         </w:tc>
         <w:tc>
           <w:tcPr>
-            <w:tcW w:type="dxa" w:w="3000"/>
+            <w:tcW w:type="dxa" w:w="2790"/>
             <w:vAlign w:val="center"/>
           </w:tcPr>
           <w:p/>
@@ -155,7 +155,7 @@
         </w:tc>
         <w:tc>
           <w:tcPr>
-            <w:tcW w:type="dxa" w:w="1200"/>
+            <w:tcW w:type="dxa" w:w="1305"/>
             <w:shd w:val="clear" w:color="auto" w:fill="F3F4F4"/>
             <w:vAlign w:val="center"/>
           </w:tcPr>
@@ -183,7 +183,7 @@
         </w:tc>
         <w:tc>
           <w:tcPr>
-            <w:tcW w:type="dxa" w:w="1200"/>
+            <w:tcW w:type="dxa" w:w="1305"/>
             <w:shd w:val="clear" w:color="auto" w:fill="F3F4F4"/>
             <w:vAlign w:val="center"/>
           </w:tcPr>
@@ -204,7 +204,7 @@
         </w:tc>
         <w:tc>
           <w:tcPr>
-            <w:tcW w:type="dxa" w:w="3000"/>
+            <w:tcW w:type="dxa" w:w="2790"/>
             <w:vAlign w:val="center"/>
           </w:tcPr>
           <w:p/>
@@ -224,7 +224,7 @@
         </w:tc>
         <w:tc>
           <w:tcPr>
-            <w:tcW w:type="dxa" w:w="1200"/>
+            <w:tcW w:type="dxa" w:w="1305"/>
             <w:shd w:val="clear" w:color="auto" w:fill="F3F4F4"/>
             <w:vAlign w:val="center"/>
           </w:tcPr>
@@ -239,13 +239,15 @@
                 <w:color w:val="34383D"/>
                 <w:sz w:val="19"/>
               </w:rPr>
-              <w:t>유튜브 · 비메오</w:t>
+              <w:t>유튜브 ·</w:t>
+              <w:br/>
+              <w:t>비메오</w:t>
             </w:r>
           </w:p>
         </w:tc>
         <w:tc>
           <w:tcPr>
-            <w:tcW w:type="dxa" w:w="7455"/>
+            <w:tcW w:type="dxa" w:w="7350"/>
             <w:gridSpan w:val="3"/>
             <w:vAlign w:val="center"/>
           </w:tcPr>

--- a/public/fun/forms/이력서_영상·모션디자이너_8_신입활동형.docx
+++ b/public/fun/forms/이력서_영상·모션디자이너_8_신입활동형.docx
@@ -389,7 +389,7 @@
                 <w:color w:val="A9B0B8"/>
                 <w:sz w:val="16"/>
               </w:rPr>
-              <w:t>예) 2022.03 ~ 2024.02</w:t>
+              <w:t>예) ○○○○.○○ ~ ○○○○.○○</w:t>
             </w:r>
           </w:p>
         </w:tc>
@@ -408,7 +408,7 @@
                 <w:color w:val="A9B0B8"/>
                 <w:sz w:val="16"/>
               </w:rPr>
-              <w:t>○○대학교 (졸업)</w:t>
+              <w:t>학교명 입력 (졸업)</w:t>
             </w:r>
           </w:p>
         </w:tc>
@@ -1822,7 +1822,7 @@
                 <w:color w:val="5A6167"/>
                 <w:sz w:val="19"/>
               </w:rPr>
-              <w:t>2023~현재 · ○○ 브랜드 숏폼 · 월 12편 제작 · 평균 시청 완료율 41% → 58%</w:t>
+              <w:t>기간 입력 · ○○ 브랜드 숏폼 · 월 12편 제작 · 평균 시청 완료율 41% → 58%</w:t>
             </w:r>
           </w:p>
         </w:tc>
